--- a/docs/交付文档/交付文件/系统部署说明书.docx
+++ b/docs/交付文档/交付文件/系统部署说明书.docx
@@ -1252,23 +1252,7 @@
           <w:b w:val="0"/>
           <w:sz w:val="20"/>
         </w:rPr>
-        <w:t>测试账户：种子库共 34 个账号，包括 1 个管理员、10 个评委、15 个编号测试账号和 8 个命名学生；线上当前共有 38 个用户。</w:t>
-      </w:r>
-    </w:p>
-    <w:p>
-      <w:pPr>
-        <w:widowControl/>
-        <w:spacing w:before="0" w:after="40" w:line="264" w:lineRule="auto"/>
-        <w:ind w:firstLine="397"/>
-        <w:jc w:val="both"/>
-      </w:pPr>
-      <w:r>
-        <w:rPr>
-          <w:rFonts w:ascii="Times New Roman" w:hAnsi="Times New Roman" w:eastAsia="仿宋_GB2312"/>
-          <w:b w:val="0"/>
-          <w:sz w:val="20"/>
-        </w:rPr>
-        <w:t>竞赛账号使用约定测试密码；test1～test15 的密码由维护人员通过专用变量设置。</w:t>
+        <w:t>测试账户：种子库共 19 个账号，包括 1 个管理员、10 个评委和 8 个命名学生。</w:t>
       </w:r>
     </w:p>
     <w:p>
@@ -7036,7 +7020,7 @@
           <w:b w:val="0"/>
           <w:sz w:val="20"/>
         </w:rPr>
-        <w:t>步骤二：生成脱敏 Docker 种子，保留 34 个账号、5 门课程和 938 个知识块/向量：</w:t>
+        <w:t>步骤二：生成脱敏 Docker 种子，保留 19 个账号、5 门课程和 1709 个知识块/向量：</w:t>
       </w:r>
     </w:p>
     <w:tbl>
@@ -8297,7 +8281,7 @@
                 <w:b w:val="0"/>
                 <w:sz w:val="13"/>
               </w:rPr>
-              <w:t>34 个种子账号、5 门课、938 块/向量</w:t>
+              <w:t>19 个种子账号、5 门课、1709 块/向量</w:t>
             </w:r>
           </w:p>
         </w:tc>
@@ -8323,7 +8307,7 @@
                 <w:b w:val="0"/>
                 <w:sz w:val="13"/>
               </w:rPr>
-              <w:t>线上 38 用户</w:t>
+              <w:t>通过</w:t>
             </w:r>
           </w:p>
         </w:tc>
